--- a/Python 3 - Nivel Inicial/Notas_clase_4_20.05.26.docx
+++ b/Python 3 - Nivel Inicial/Notas_clase_4_20.05.26.docx
@@ -29,15 +29,7 @@
     </w:p>
     <w:p>
       <w:r>
-        <w:t xml:space="preserve">Entrega final se </w:t>
-      </w:r>
-      <w:proofErr w:type="spellStart"/>
-      <w:r>
-        <w:t>evalua</w:t>
-      </w:r>
-      <w:proofErr w:type="spellEnd"/>
-      <w:r>
-        <w:t xml:space="preserve"> en base a la tabla</w:t>
+        <w:t>Entrega final se evalua en base a la tabla</w:t>
       </w:r>
     </w:p>
     <w:p>
@@ -55,6 +47,7 @@
       </w:pPr>
       <w:r>
         <w:rPr>
+          <w:noProof/>
           <w:u w:val="single"/>
         </w:rPr>
         <w:drawing>
@@ -73,7 +66,7 @@
                     <pic:cNvPicPr/>
                   </pic:nvPicPr>
                   <pic:blipFill>
-                    <a:blip r:embed="rId4"/>
+                    <a:blip r:embed="rId5"/>
                     <a:stretch>
                       <a:fillRect/>
                     </a:stretch>
@@ -123,13 +116,8 @@
         <w:t>adjunto</w:t>
       </w:r>
       <w:r>
-        <w:t xml:space="preserve"> en este </w:t>
-      </w:r>
-      <w:proofErr w:type="gramStart"/>
-      <w:r>
-        <w:t>link</w:t>
-      </w:r>
-      <w:proofErr w:type="gramEnd"/>
+        <w:t xml:space="preserve"> en este link</w:t>
+      </w:r>
       <w:r>
         <w:t xml:space="preserve"> (</w:t>
       </w:r>
@@ -189,6 +177,9 @@
     <w:p/>
     <w:p>
       <w:r>
+        <w:rPr>
+          <w:noProof/>
+        </w:rPr>
         <w:drawing>
           <wp:inline distT="0" distB="0" distL="0" distR="0" wp14:anchorId="6E8E3EFD" wp14:editId="3E2521ED">
             <wp:extent cx="5400040" cy="4900295"/>
@@ -205,7 +196,7 @@
                     <pic:cNvPicPr/>
                   </pic:nvPicPr>
                   <pic:blipFill>
-                    <a:blip r:embed="rId5"/>
+                    <a:blip r:embed="rId6"/>
                     <a:stretch>
                       <a:fillRect/>
                     </a:stretch>
@@ -236,19 +227,9 @@
       </w:r>
     </w:p>
     <w:p>
-      <w:proofErr w:type="gramStart"/>
-      <w:r>
-        <w:t>N!</w:t>
-      </w:r>
-      <w:proofErr w:type="gramEnd"/>
-      <w:r>
-        <w:t xml:space="preserve"> = n*n-1 * N-2 – </w:t>
-      </w:r>
-      <w:proofErr w:type="spellStart"/>
-      <w:r>
-        <w:t>etc</w:t>
-      </w:r>
-      <w:proofErr w:type="spellEnd"/>
+      <w:r>
+        <w:t>N! = n*n-1 * N-2 – etc</w:t>
+      </w:r>
     </w:p>
     <w:p/>
     <w:p>
@@ -273,16 +254,14 @@
     </w:p>
     <w:p>
       <w:r>
-        <w:t xml:space="preserve">Utiliza valores por defecto declarados junto con la declaración de la </w:t>
-      </w:r>
-      <w:proofErr w:type="spellStart"/>
-      <w:r>
-        <w:t>Fx</w:t>
-      </w:r>
-      <w:proofErr w:type="spellEnd"/>
-    </w:p>
-    <w:p>
-      <w:r>
+        <w:t>Utiliza valores por defecto declarados junto con la declaración de la Fx</w:t>
+      </w:r>
+    </w:p>
+    <w:p>
+      <w:r>
+        <w:rPr>
+          <w:noProof/>
+        </w:rPr>
         <w:drawing>
           <wp:inline distT="0" distB="0" distL="0" distR="0" wp14:anchorId="03D4A250" wp14:editId="03D414E2">
             <wp:extent cx="5400040" cy="3082925"/>
@@ -299,7 +278,7 @@
                     <pic:cNvPicPr/>
                   </pic:nvPicPr>
                   <pic:blipFill>
-                    <a:blip r:embed="rId6"/>
+                    <a:blip r:embed="rId7"/>
                     <a:stretch>
                       <a:fillRect/>
                     </a:stretch>
@@ -321,13 +300,8 @@
       </w:r>
     </w:p>
     <w:p>
-      <w:proofErr w:type="spellStart"/>
-      <w:r>
-        <w:t>end</w:t>
-      </w:r>
-      <w:proofErr w:type="spellEnd"/>
-      <w:r>
-        <w:t xml:space="preserve">=”” </w:t>
+      <w:r>
+        <w:t xml:space="preserve">end=”” </w:t>
       </w:r>
       <w:r>
         <w:sym w:font="Wingdings" w:char="F0E0"/>
@@ -348,6 +322,9 @@
         <w:br/>
       </w:r>
       <w:r>
+        <w:rPr>
+          <w:noProof/>
+        </w:rPr>
         <w:drawing>
           <wp:inline distT="0" distB="0" distL="0" distR="0" wp14:anchorId="372656DC" wp14:editId="4763A4F9">
             <wp:extent cx="5400040" cy="5501005"/>
@@ -364,7 +341,7 @@
                     <pic:cNvPicPr/>
                   </pic:nvPicPr>
                   <pic:blipFill>
-                    <a:blip r:embed="rId7"/>
+                    <a:blip r:embed="rId8"/>
                     <a:stretch>
                       <a:fillRect/>
                     </a:stretch>
@@ -412,6 +389,9 @@
     </w:p>
     <w:p>
       <w:r>
+        <w:rPr>
+          <w:noProof/>
+        </w:rPr>
         <w:drawing>
           <wp:inline distT="0" distB="0" distL="0" distR="0" wp14:anchorId="5534704E" wp14:editId="175BEC2E">
             <wp:extent cx="5400040" cy="2543175"/>
@@ -428,7 +408,7 @@
                     <pic:cNvPicPr/>
                   </pic:nvPicPr>
                   <pic:blipFill>
-                    <a:blip r:embed="rId8"/>
+                    <a:blip r:embed="rId9"/>
                     <a:stretch>
                       <a:fillRect/>
                     </a:stretch>
@@ -465,81 +445,20 @@
           <w:b/>
           <w:bCs/>
         </w:rPr>
-        <w:t xml:space="preserve">Como recomendación no usar lambda a menos que sea estrictamente necesario, como en este caso de la librería </w:t>
-      </w:r>
-      <w:proofErr w:type="spellStart"/>
-      <w:r>
-        <w:rPr>
-          <w:b/>
-          <w:bCs/>
-        </w:rPr>
-        <w:t>Tkinter</w:t>
-      </w:r>
-      <w:proofErr w:type="spellEnd"/>
-      <w:r>
-        <w:rPr>
-          <w:b/>
-          <w:bCs/>
-        </w:rPr>
-        <w:t>. Mejor usar funciones explícitas siempre que se pueda.</w:t>
-      </w:r>
-    </w:p>
-    <w:p>
-      <w:r>
-        <w:t xml:space="preserve">Caso de la </w:t>
-      </w:r>
-      <w:proofErr w:type="gramStart"/>
-      <w:r>
-        <w:t>app</w:t>
-      </w:r>
-      <w:proofErr w:type="gramEnd"/>
-      <w:r>
-        <w:t xml:space="preserve"> de formulario. Los campos que se van completando en el formulario, al cambiar la iteración del bucle </w:t>
-      </w:r>
-      <w:proofErr w:type="spellStart"/>
-      <w:r>
-        <w:t>while</w:t>
-      </w:r>
-      <w:proofErr w:type="spellEnd"/>
-      <w:r>
-        <w:t xml:space="preserve"> que </w:t>
-      </w:r>
-      <w:proofErr w:type="spellStart"/>
-      <w:r>
-        <w:t>mantiende</w:t>
-      </w:r>
-      <w:proofErr w:type="spellEnd"/>
-      <w:r>
-        <w:t xml:space="preserve"> la </w:t>
-      </w:r>
-      <w:proofErr w:type="gramStart"/>
-      <w:r>
-        <w:t>app</w:t>
-      </w:r>
-      <w:proofErr w:type="gramEnd"/>
-      <w:r>
-        <w:t xml:space="preserve"> andando, pierden su valor (lo que completé se perdería en la próxima </w:t>
-      </w:r>
-      <w:proofErr w:type="spellStart"/>
-      <w:r>
-        <w:t>iteracion</w:t>
-      </w:r>
-      <w:proofErr w:type="spellEnd"/>
-      <w:r>
-        <w:t xml:space="preserve">). Al presionar el botón Alta, va a buscar los valores de los campos el </w:t>
-      </w:r>
-      <w:proofErr w:type="spellStart"/>
-      <w:r>
-        <w:t>form</w:t>
-      </w:r>
-      <w:proofErr w:type="spellEnd"/>
-      <w:r>
-        <w:t xml:space="preserve"> y se perdieron. Para eso se usa la función lambda, para definir la función y los valores y la función en la misma vuelta del bucle. Se usa en aquellos momentos en los que necesitas tomar los parámetros en el mismo momento de ejecutar la acción.</w:t>
-      </w:r>
-    </w:p>
-    <w:p/>
-    <w:p>
-      <w:r>
+        <w:t>Como recomendación no usar lambda a menos que sea estrictamente necesario, como en este caso de la librería Tkinter. Mejor usar funciones explícitas siempre que se pueda.</w:t>
+      </w:r>
+    </w:p>
+    <w:p>
+      <w:r>
+        <w:t>Caso de la app de formulario. Los campos que se van completando en el formulario, al cambiar la iteración del bucle while que mantiende la app andando, pierden su valor (lo que completé se perdería en la próxima iteracion). Al presionar el botón Alta, va a buscar los valores de los campos el form y se perdieron. Para eso se usa la función lambda, para definir la función y los valores y la función en la misma vuelta del bucle. Se usa en aquellos momentos en los que necesitas tomar los parámetros en el mismo momento de ejecutar la acción.</w:t>
+      </w:r>
+    </w:p>
+    <w:p/>
+    <w:p>
+      <w:r>
+        <w:rPr>
+          <w:noProof/>
+        </w:rPr>
         <w:lastRenderedPageBreak/>
         <w:drawing>
           <wp:inline distT="0" distB="0" distL="0" distR="0" wp14:anchorId="2D1472BD" wp14:editId="640C4303">
@@ -557,7 +476,7 @@
                     <pic:cNvPicPr/>
                   </pic:nvPicPr>
                   <pic:blipFill>
-                    <a:blip r:embed="rId9"/>
+                    <a:blip r:embed="rId10"/>
                     <a:stretch>
                       <a:fillRect/>
                     </a:stretch>
@@ -580,6 +499,9 @@
     </w:p>
     <w:p>
       <w:r>
+        <w:rPr>
+          <w:noProof/>
+        </w:rPr>
         <w:drawing>
           <wp:inline distT="0" distB="0" distL="0" distR="0" wp14:anchorId="4DD3763A" wp14:editId="253EB8E6">
             <wp:extent cx="5400040" cy="2353945"/>
@@ -596,7 +518,7 @@
                     <pic:cNvPicPr/>
                   </pic:nvPicPr>
                   <pic:blipFill>
-                    <a:blip r:embed="rId10"/>
+                    <a:blip r:embed="rId11"/>
                     <a:stretch>
                       <a:fillRect/>
                     </a:stretch>
@@ -619,6 +541,800 @@
     </w:p>
     <w:p/>
     <w:p/>
+    <w:p>
+      <w:pPr>
+        <w:pStyle w:val="Subttulo"/>
+      </w:pPr>
+      <w:r>
+        <w:t>Apuntes Unidad</w:t>
+      </w:r>
+    </w:p>
+    <w:p/>
+    <w:p>
+      <w:pPr>
+        <w:rPr>
+          <w:rStyle w:val="nfasissutil"/>
+        </w:rPr>
+      </w:pPr>
+      <w:r>
+        <w:rPr>
+          <w:rStyle w:val="nfasissutil"/>
+        </w:rPr>
+        <w:t>Variables Global, local, non-local</w:t>
+      </w:r>
+    </w:p>
+    <w:p/>
+    <w:p>
+      <w:pPr>
+        <w:pStyle w:val="Prrafodelista"/>
+        <w:numPr>
+          <w:ilvl w:val="0"/>
+          <w:numId w:val="1"/>
+        </w:numPr>
+      </w:pPr>
+      <w:r>
+        <w:t>Invocar una variable global desde una función: ejemplo contador. Hay que hacerlo con cuidado porque puede inducir a errores. La variable puede ser llamada desde otra parte del código.</w:t>
+      </w:r>
+    </w:p>
+    <w:p>
+      <w:pPr>
+        <w:pStyle w:val="Prrafodelista"/>
+        <w:numPr>
+          <w:ilvl w:val="0"/>
+          <w:numId w:val="1"/>
+        </w:numPr>
+      </w:pPr>
+      <w:r>
+        <w:lastRenderedPageBreak/>
+        <w:drawing>
+          <wp:inline distT="0" distB="0" distL="0" distR="0" wp14:anchorId="5CB5EA28" wp14:editId="5E20B61B">
+            <wp:extent cx="2670239" cy="6870700"/>
+            <wp:effectExtent l="0" t="0" r="0" b="6350"/>
+            <wp:docPr id="1854971047" name="Imagen 1"/>
+            <wp:cNvGraphicFramePr>
+              <a:graphicFrameLocks xmlns:a="http://schemas.openxmlformats.org/drawingml/2006/main" noChangeAspect="1"/>
+            </wp:cNvGraphicFramePr>
+            <a:graphic xmlns:a="http://schemas.openxmlformats.org/drawingml/2006/main">
+              <a:graphicData uri="http://schemas.openxmlformats.org/drawingml/2006/picture">
+                <pic:pic xmlns:pic="http://schemas.openxmlformats.org/drawingml/2006/picture">
+                  <pic:nvPicPr>
+                    <pic:cNvPr id="1854971047" name=""/>
+                    <pic:cNvPicPr/>
+                  </pic:nvPicPr>
+                  <pic:blipFill>
+                    <a:blip r:embed="rId12"/>
+                    <a:stretch>
+                      <a:fillRect/>
+                    </a:stretch>
+                  </pic:blipFill>
+                  <pic:spPr>
+                    <a:xfrm>
+                      <a:off x="0" y="0"/>
+                      <a:ext cx="2670676" cy="6871824"/>
+                    </a:xfrm>
+                    <a:prstGeom prst="rect">
+                      <a:avLst/>
+                    </a:prstGeom>
+                  </pic:spPr>
+                </pic:pic>
+              </a:graphicData>
+            </a:graphic>
+          </wp:inline>
+        </w:drawing>
+      </w:r>
+    </w:p>
+    <w:p/>
+    <w:p/>
+    <w:p>
+      <w:r>
+        <w:lastRenderedPageBreak/>
+        <w:drawing>
+          <wp:inline distT="0" distB="0" distL="0" distR="0" wp14:anchorId="452F4501" wp14:editId="41770D88">
+            <wp:extent cx="5153660" cy="8892540"/>
+            <wp:effectExtent l="0" t="0" r="8890" b="3810"/>
+            <wp:docPr id="2002067496" name="Imagen 1"/>
+            <wp:cNvGraphicFramePr>
+              <a:graphicFrameLocks xmlns:a="http://schemas.openxmlformats.org/drawingml/2006/main" noChangeAspect="1"/>
+            </wp:cNvGraphicFramePr>
+            <a:graphic xmlns:a="http://schemas.openxmlformats.org/drawingml/2006/main">
+              <a:graphicData uri="http://schemas.openxmlformats.org/drawingml/2006/picture">
+                <pic:pic xmlns:pic="http://schemas.openxmlformats.org/drawingml/2006/picture">
+                  <pic:nvPicPr>
+                    <pic:cNvPr id="2002067496" name=""/>
+                    <pic:cNvPicPr/>
+                  </pic:nvPicPr>
+                  <pic:blipFill>
+                    <a:blip r:embed="rId13"/>
+                    <a:stretch>
+                      <a:fillRect/>
+                    </a:stretch>
+                  </pic:blipFill>
+                  <pic:spPr>
+                    <a:xfrm>
+                      <a:off x="0" y="0"/>
+                      <a:ext cx="5153660" cy="8892540"/>
+                    </a:xfrm>
+                    <a:prstGeom prst="rect">
+                      <a:avLst/>
+                    </a:prstGeom>
+                  </pic:spPr>
+                </pic:pic>
+              </a:graphicData>
+            </a:graphic>
+          </wp:inline>
+        </w:drawing>
+      </w:r>
+    </w:p>
+    <w:p>
+      <w:r>
+        <w:lastRenderedPageBreak/>
+        <w:t>En este ejemplo, declaramos la var nivel1 como global adentro dela Fx f2. Pero para que sea global, la variable debería estar declarada inicialmente en la raíz del código, y en el ejemplo está inicialmente declarada adentro de una función(f1). Entonces no la toma como global sino como local a f2; y al llamarla desde fuera de f2, toma el valor inicial declarado en f1</w:t>
+      </w:r>
+      <w:r>
+        <w:t>.</w:t>
+      </w:r>
+    </w:p>
+    <w:p>
+      <w:r>
+        <w:t>Para resolver esto se puede usar el término nonlocal, que significa que la variable no es global, pero tampoco es local al bloque desde donde se la está invocando. En el ejemplo de abajo, al declarar nivel1 como nonlocal dentro de f2, permite asignarle un nuevo valor (al que previamente había sido declarado fuera del bloque f2) y después imprimir el valor , también fuera del bloque donde fue declarada / reasignada.</w:t>
+      </w:r>
+    </w:p>
+    <w:p>
+      <w:r>
+        <w:drawing>
+          <wp:inline distT="0" distB="0" distL="0" distR="0" wp14:anchorId="1C345588" wp14:editId="1EC20A1D">
+            <wp:extent cx="5382376" cy="6392167"/>
+            <wp:effectExtent l="0" t="0" r="8890" b="8890"/>
+            <wp:docPr id="827081396" name="Imagen 1"/>
+            <wp:cNvGraphicFramePr>
+              <a:graphicFrameLocks xmlns:a="http://schemas.openxmlformats.org/drawingml/2006/main" noChangeAspect="1"/>
+            </wp:cNvGraphicFramePr>
+            <a:graphic xmlns:a="http://schemas.openxmlformats.org/drawingml/2006/main">
+              <a:graphicData uri="http://schemas.openxmlformats.org/drawingml/2006/picture">
+                <pic:pic xmlns:pic="http://schemas.openxmlformats.org/drawingml/2006/picture">
+                  <pic:nvPicPr>
+                    <pic:cNvPr id="827081396" name=""/>
+                    <pic:cNvPicPr/>
+                  </pic:nvPicPr>
+                  <pic:blipFill>
+                    <a:blip r:embed="rId14"/>
+                    <a:stretch>
+                      <a:fillRect/>
+                    </a:stretch>
+                  </pic:blipFill>
+                  <pic:spPr>
+                    <a:xfrm>
+                      <a:off x="0" y="0"/>
+                      <a:ext cx="5382376" cy="6392167"/>
+                    </a:xfrm>
+                    <a:prstGeom prst="rect">
+                      <a:avLst/>
+                    </a:prstGeom>
+                  </pic:spPr>
+                </pic:pic>
+              </a:graphicData>
+            </a:graphic>
+          </wp:inline>
+        </w:drawing>
+      </w:r>
+    </w:p>
+    <w:p/>
+    <w:p>
+      <w:r>
+        <w:lastRenderedPageBreak/>
+        <w:drawing>
+          <wp:inline distT="0" distB="0" distL="0" distR="0" wp14:anchorId="3F404DAA" wp14:editId="20F04A0D">
+            <wp:extent cx="4020111" cy="2848373"/>
+            <wp:effectExtent l="0" t="0" r="0" b="9525"/>
+            <wp:docPr id="1799556846" name="Imagen 1"/>
+            <wp:cNvGraphicFramePr>
+              <a:graphicFrameLocks xmlns:a="http://schemas.openxmlformats.org/drawingml/2006/main" noChangeAspect="1"/>
+            </wp:cNvGraphicFramePr>
+            <a:graphic xmlns:a="http://schemas.openxmlformats.org/drawingml/2006/main">
+              <a:graphicData uri="http://schemas.openxmlformats.org/drawingml/2006/picture">
+                <pic:pic xmlns:pic="http://schemas.openxmlformats.org/drawingml/2006/picture">
+                  <pic:nvPicPr>
+                    <pic:cNvPr id="1799556846" name=""/>
+                    <pic:cNvPicPr/>
+                  </pic:nvPicPr>
+                  <pic:blipFill>
+                    <a:blip r:embed="rId15"/>
+                    <a:stretch>
+                      <a:fillRect/>
+                    </a:stretch>
+                  </pic:blipFill>
+                  <pic:spPr>
+                    <a:xfrm>
+                      <a:off x="0" y="0"/>
+                      <a:ext cx="4020111" cy="2848373"/>
+                    </a:xfrm>
+                    <a:prstGeom prst="rect">
+                      <a:avLst/>
+                    </a:prstGeom>
+                  </pic:spPr>
+                </pic:pic>
+              </a:graphicData>
+            </a:graphic>
+          </wp:inline>
+        </w:drawing>
+      </w:r>
+    </w:p>
+    <w:p/>
+    <w:p/>
+    <w:p>
+      <w:pPr>
+        <w:rPr>
+          <w:rStyle w:val="nfasissutil"/>
+        </w:rPr>
+      </w:pPr>
+      <w:r>
+        <w:rPr>
+          <w:rStyle w:val="nfasissutil"/>
+        </w:rPr>
+        <w:t>Asignación de argumentos</w:t>
+      </w:r>
+    </w:p>
+    <w:p>
+      <w:pPr>
+        <w:rPr>
+          <w:rStyle w:val="nfasissutil"/>
+        </w:rPr>
+      </w:pPr>
+    </w:p>
+    <w:p>
+      <w:r>
+        <w:t>Al pasar variables como argumentos a una Fx, éstas se comportan de manera distinta dependiendo si son mutables o inmutables.</w:t>
+      </w:r>
+      <w:r>
+        <w:t xml:space="preserve"> </w:t>
+      </w:r>
+    </w:p>
+    <w:p>
+      <w:r>
+        <w:t>.En el ejemplo de abajo declaro dos variables, una de tipo inmutable (int) y otra de tipo mutable (lista). La lista es inmutable porque a pesar de cambiarle elementos, sigue apuntando a la misma dirección en memoria. Esas dos vars las paso como argumento a una Fx que les cambia sus valores pero sin retornarlas. Al imprimir esas vars desde fuera de la función, la variable inmutable que pasé como argumento imprime con el valor original (por fuera del bloque de la función no cambió, por dentro se transformó en otra variable). La variable mutable cambió su valor adentro de la Fx y refleja este cambio al invocarla por fuera del bloque de la Fx; sigue siendo la misma lista.</w:t>
+      </w:r>
+    </w:p>
+    <w:p/>
+    <w:p/>
+    <w:p/>
+    <w:p/>
+    <w:p/>
+    <w:p>
+      <w:r>
+        <w:lastRenderedPageBreak/>
+        <w:drawing>
+          <wp:inline distT="0" distB="0" distL="0" distR="0" wp14:anchorId="33EFA9C4" wp14:editId="11A8E896">
+            <wp:extent cx="4892305" cy="6883400"/>
+            <wp:effectExtent l="0" t="0" r="3810" b="0"/>
+            <wp:docPr id="2056759880" name="Imagen 1"/>
+            <wp:cNvGraphicFramePr>
+              <a:graphicFrameLocks xmlns:a="http://schemas.openxmlformats.org/drawingml/2006/main" noChangeAspect="1"/>
+            </wp:cNvGraphicFramePr>
+            <a:graphic xmlns:a="http://schemas.openxmlformats.org/drawingml/2006/main">
+              <a:graphicData uri="http://schemas.openxmlformats.org/drawingml/2006/picture">
+                <pic:pic xmlns:pic="http://schemas.openxmlformats.org/drawingml/2006/picture">
+                  <pic:nvPicPr>
+                    <pic:cNvPr id="2056759880" name=""/>
+                    <pic:cNvPicPr/>
+                  </pic:nvPicPr>
+                  <pic:blipFill>
+                    <a:blip r:embed="rId16"/>
+                    <a:stretch>
+                      <a:fillRect/>
+                    </a:stretch>
+                  </pic:blipFill>
+                  <pic:spPr>
+                    <a:xfrm>
+                      <a:off x="0" y="0"/>
+                      <a:ext cx="4892802" cy="6884099"/>
+                    </a:xfrm>
+                    <a:prstGeom prst="rect">
+                      <a:avLst/>
+                    </a:prstGeom>
+                  </pic:spPr>
+                </pic:pic>
+              </a:graphicData>
+            </a:graphic>
+          </wp:inline>
+        </w:drawing>
+      </w:r>
+    </w:p>
+    <w:p/>
+    <w:p/>
+    <w:p/>
+    <w:p/>
+    <w:p/>
+    <w:p/>
+    <w:p/>
+    <w:p>
+      <w:pPr>
+        <w:rPr>
+          <w:b/>
+          <w:bCs/>
+        </w:rPr>
+      </w:pPr>
+      <w:r>
+        <w:rPr>
+          <w:b/>
+          <w:bCs/>
+        </w:rPr>
+        <w:lastRenderedPageBreak/>
+        <w:t xml:space="preserve">Asignación de argumentos por </w:t>
+      </w:r>
+      <w:r>
+        <w:rPr>
+          <w:b/>
+          <w:bCs/>
+        </w:rPr>
+        <w:t xml:space="preserve">nombre y </w:t>
+      </w:r>
+      <w:r>
+        <w:rPr>
+          <w:b/>
+          <w:bCs/>
+        </w:rPr>
+        <w:t>posición:</w:t>
+      </w:r>
+    </w:p>
+    <w:p>
+      <w:r>
+        <w:drawing>
+          <wp:inline distT="0" distB="0" distL="0" distR="0" wp14:anchorId="560EB8D6" wp14:editId="032EA280">
+            <wp:extent cx="3206750" cy="6638407"/>
+            <wp:effectExtent l="0" t="0" r="0" b="0"/>
+            <wp:docPr id="704309616" name="Imagen 1"/>
+            <wp:cNvGraphicFramePr>
+              <a:graphicFrameLocks xmlns:a="http://schemas.openxmlformats.org/drawingml/2006/main" noChangeAspect="1"/>
+            </wp:cNvGraphicFramePr>
+            <a:graphic xmlns:a="http://schemas.openxmlformats.org/drawingml/2006/main">
+              <a:graphicData uri="http://schemas.openxmlformats.org/drawingml/2006/picture">
+                <pic:pic xmlns:pic="http://schemas.openxmlformats.org/drawingml/2006/picture">
+                  <pic:nvPicPr>
+                    <pic:cNvPr id="704309616" name=""/>
+                    <pic:cNvPicPr/>
+                  </pic:nvPicPr>
+                  <pic:blipFill>
+                    <a:blip r:embed="rId17"/>
+                    <a:stretch>
+                      <a:fillRect/>
+                    </a:stretch>
+                  </pic:blipFill>
+                  <pic:spPr>
+                    <a:xfrm>
+                      <a:off x="0" y="0"/>
+                      <a:ext cx="3207923" cy="6640836"/>
+                    </a:xfrm>
+                    <a:prstGeom prst="rect">
+                      <a:avLst/>
+                    </a:prstGeom>
+                  </pic:spPr>
+                </pic:pic>
+              </a:graphicData>
+            </a:graphic>
+          </wp:inline>
+        </w:drawing>
+      </w:r>
+    </w:p>
+    <w:p/>
+    <w:p/>
+    <w:p/>
+    <w:p/>
+    <w:p/>
+    <w:p/>
+    <w:p/>
+    <w:p>
+      <w:r>
+        <w:t>Asignación de argumentos por nombre (se puede cambiar la posición de los argumentos, ya que se los está referenciando por su nombre):</w:t>
+      </w:r>
+    </w:p>
+    <w:p>
+      <w:r>
+        <w:drawing>
+          <wp:inline distT="0" distB="0" distL="0" distR="0" wp14:anchorId="79369076" wp14:editId="3D5105D0">
+            <wp:extent cx="4544059" cy="7259063"/>
+            <wp:effectExtent l="0" t="0" r="9525" b="0"/>
+            <wp:docPr id="971152538" name="Imagen 1"/>
+            <wp:cNvGraphicFramePr>
+              <a:graphicFrameLocks xmlns:a="http://schemas.openxmlformats.org/drawingml/2006/main" noChangeAspect="1"/>
+            </wp:cNvGraphicFramePr>
+            <a:graphic xmlns:a="http://schemas.openxmlformats.org/drawingml/2006/main">
+              <a:graphicData uri="http://schemas.openxmlformats.org/drawingml/2006/picture">
+                <pic:pic xmlns:pic="http://schemas.openxmlformats.org/drawingml/2006/picture">
+                  <pic:nvPicPr>
+                    <pic:cNvPr id="971152538" name=""/>
+                    <pic:cNvPicPr/>
+                  </pic:nvPicPr>
+                  <pic:blipFill>
+                    <a:blip r:embed="rId18"/>
+                    <a:stretch>
+                      <a:fillRect/>
+                    </a:stretch>
+                  </pic:blipFill>
+                  <pic:spPr>
+                    <a:xfrm>
+                      <a:off x="0" y="0"/>
+                      <a:ext cx="4544059" cy="7259063"/>
+                    </a:xfrm>
+                    <a:prstGeom prst="rect">
+                      <a:avLst/>
+                    </a:prstGeom>
+                  </pic:spPr>
+                </pic:pic>
+              </a:graphicData>
+            </a:graphic>
+          </wp:inline>
+        </w:drawing>
+      </w:r>
+    </w:p>
+    <w:p/>
+    <w:p/>
+    <w:p/>
+    <w:p/>
+    <w:p>
+      <w:r>
+        <w:t>Se pueden pasar argumentos por posición y por nombre en la misma invocación de la fx</w:t>
+      </w:r>
+    </w:p>
+    <w:p/>
+    <w:p>
+      <w:r>
+        <w:drawing>
+          <wp:inline distT="0" distB="0" distL="0" distR="0" wp14:anchorId="3BD041A9" wp14:editId="2C0EF934">
+            <wp:extent cx="4578350" cy="4779703"/>
+            <wp:effectExtent l="0" t="0" r="0" b="1905"/>
+            <wp:docPr id="2085648275" name="Imagen 1"/>
+            <wp:cNvGraphicFramePr>
+              <a:graphicFrameLocks xmlns:a="http://schemas.openxmlformats.org/drawingml/2006/main" noChangeAspect="1"/>
+            </wp:cNvGraphicFramePr>
+            <a:graphic xmlns:a="http://schemas.openxmlformats.org/drawingml/2006/main">
+              <a:graphicData uri="http://schemas.openxmlformats.org/drawingml/2006/picture">
+                <pic:pic xmlns:pic="http://schemas.openxmlformats.org/drawingml/2006/picture">
+                  <pic:nvPicPr>
+                    <pic:cNvPr id="2085648275" name=""/>
+                    <pic:cNvPicPr/>
+                  </pic:nvPicPr>
+                  <pic:blipFill>
+                    <a:blip r:embed="rId19"/>
+                    <a:stretch>
+                      <a:fillRect/>
+                    </a:stretch>
+                  </pic:blipFill>
+                  <pic:spPr>
+                    <a:xfrm>
+                      <a:off x="0" y="0"/>
+                      <a:ext cx="4578907" cy="4780285"/>
+                    </a:xfrm>
+                    <a:prstGeom prst="rect">
+                      <a:avLst/>
+                    </a:prstGeom>
+                  </pic:spPr>
+                </pic:pic>
+              </a:graphicData>
+            </a:graphic>
+          </wp:inline>
+        </w:drawing>
+      </w:r>
+    </w:p>
+    <w:p/>
+    <w:p>
+      <w:pPr>
+        <w:rPr>
+          <w:b/>
+          <w:bCs/>
+        </w:rPr>
+      </w:pPr>
+      <w:r>
+        <w:rPr>
+          <w:b/>
+          <w:bCs/>
+        </w:rPr>
+        <w:t xml:space="preserve">Argumentos con valores por defecto: </w:t>
+      </w:r>
+    </w:p>
+    <w:p>
+      <w:r>
+        <w:t>Es útil cuando hacemos librerías, donde los usuarios a menudo no saben qué valores deberían tomar los parámetros; y para evitar que la ejecución de la librería de error, se le dan valores por defecto a los parámetros.</w:t>
+      </w:r>
+    </w:p>
+    <w:p>
+      <w:r>
+        <w:lastRenderedPageBreak/>
+        <w:drawing>
+          <wp:inline distT="0" distB="0" distL="0" distR="0" wp14:anchorId="54539B7D" wp14:editId="2951CD74">
+            <wp:extent cx="4514850" cy="6468790"/>
+            <wp:effectExtent l="0" t="0" r="0" b="8255"/>
+            <wp:docPr id="477907010" name="Imagen 1"/>
+            <wp:cNvGraphicFramePr>
+              <a:graphicFrameLocks xmlns:a="http://schemas.openxmlformats.org/drawingml/2006/main" noChangeAspect="1"/>
+            </wp:cNvGraphicFramePr>
+            <a:graphic xmlns:a="http://schemas.openxmlformats.org/drawingml/2006/main">
+              <a:graphicData uri="http://schemas.openxmlformats.org/drawingml/2006/picture">
+                <pic:pic xmlns:pic="http://schemas.openxmlformats.org/drawingml/2006/picture">
+                  <pic:nvPicPr>
+                    <pic:cNvPr id="477907010" name=""/>
+                    <pic:cNvPicPr/>
+                  </pic:nvPicPr>
+                  <pic:blipFill>
+                    <a:blip r:embed="rId20"/>
+                    <a:stretch>
+                      <a:fillRect/>
+                    </a:stretch>
+                  </pic:blipFill>
+                  <pic:spPr>
+                    <a:xfrm>
+                      <a:off x="0" y="0"/>
+                      <a:ext cx="4515177" cy="6469258"/>
+                    </a:xfrm>
+                    <a:prstGeom prst="rect">
+                      <a:avLst/>
+                    </a:prstGeom>
+                  </pic:spPr>
+                </pic:pic>
+              </a:graphicData>
+            </a:graphic>
+          </wp:inline>
+        </w:drawing>
+      </w:r>
+    </w:p>
+    <w:p/>
+    <w:p/>
+    <w:p>
+      <w:pPr>
+        <w:rPr>
+          <w:b/>
+          <w:bCs/>
+        </w:rPr>
+      </w:pPr>
+    </w:p>
+    <w:p>
+      <w:pPr>
+        <w:rPr>
+          <w:b/>
+          <w:bCs/>
+        </w:rPr>
+      </w:pPr>
+    </w:p>
+    <w:p>
+      <w:pPr>
+        <w:rPr>
+          <w:b/>
+          <w:bCs/>
+        </w:rPr>
+      </w:pPr>
+    </w:p>
+    <w:p>
+      <w:pPr>
+        <w:rPr>
+          <w:b/>
+          <w:bCs/>
+        </w:rPr>
+      </w:pPr>
+    </w:p>
+    <w:p>
+      <w:pPr>
+        <w:rPr>
+          <w:b/>
+          <w:bCs/>
+        </w:rPr>
+      </w:pPr>
+    </w:p>
+    <w:p>
+      <w:pPr>
+        <w:rPr>
+          <w:b/>
+          <w:bCs/>
+        </w:rPr>
+      </w:pPr>
+      <w:r>
+        <w:rPr>
+          <w:b/>
+          <w:bCs/>
+        </w:rPr>
+        <w:lastRenderedPageBreak/>
+        <w:t xml:space="preserve">*args: </w:t>
+      </w:r>
+      <w:r>
+        <w:rPr>
+          <w:b/>
+          <w:bCs/>
+        </w:rPr>
+        <w:t xml:space="preserve">Invocar función cuando no se sabe exactamente la ctdad de argumentos que lleva </w:t>
+      </w:r>
+      <w:r>
+        <w:rPr>
+          <w:b/>
+          <w:bCs/>
+        </w:rPr>
+        <w:t>pasando tupla como argumento</w:t>
+      </w:r>
+      <w:r>
+        <w:rPr>
+          <w:b/>
+          <w:bCs/>
+        </w:rPr>
+        <w:t>:</w:t>
+      </w:r>
+    </w:p>
+    <w:p>
+      <w:r>
+        <w:t>En el ejemplo el primer parámetro (a) lo va a tomar por posición, y el resto de los parámetros (de los cuales todavía no sé la cantidad, ejemplo en medio del desarrollo de la solución) los va a tomar como una tupla de parámetros que dentro de la fx puedo recorrer para utilizar de a uno, sin saber su número exacto.</w:t>
+      </w:r>
+      <w:r>
+        <w:t xml:space="preserve"> N</w:t>
+      </w:r>
+      <w:r>
+        <w:t xml:space="preserve">o importa el nombre que elijamos sino los asteriscos (*peras </w:t>
+      </w:r>
+      <w:r>
+        <w:t>en vez de *args</w:t>
+      </w:r>
+      <w:r>
+        <w:t>)</w:t>
+      </w:r>
+    </w:p>
+    <w:p>
+      <w:r>
+        <w:drawing>
+          <wp:inline distT="0" distB="0" distL="0" distR="0" wp14:anchorId="425A1B3D" wp14:editId="0C8AD02B">
+            <wp:extent cx="3492500" cy="6935474"/>
+            <wp:effectExtent l="0" t="0" r="0" b="0"/>
+            <wp:docPr id="991936573" name="Imagen 1"/>
+            <wp:cNvGraphicFramePr>
+              <a:graphicFrameLocks xmlns:a="http://schemas.openxmlformats.org/drawingml/2006/main" noChangeAspect="1"/>
+            </wp:cNvGraphicFramePr>
+            <a:graphic xmlns:a="http://schemas.openxmlformats.org/drawingml/2006/main">
+              <a:graphicData uri="http://schemas.openxmlformats.org/drawingml/2006/picture">
+                <pic:pic xmlns:pic="http://schemas.openxmlformats.org/drawingml/2006/picture">
+                  <pic:nvPicPr>
+                    <pic:cNvPr id="991936573" name=""/>
+                    <pic:cNvPicPr/>
+                  </pic:nvPicPr>
+                  <pic:blipFill>
+                    <a:blip r:embed="rId21"/>
+                    <a:stretch>
+                      <a:fillRect/>
+                    </a:stretch>
+                  </pic:blipFill>
+                  <pic:spPr>
+                    <a:xfrm>
+                      <a:off x="0" y="0"/>
+                      <a:ext cx="3494982" cy="6940403"/>
+                    </a:xfrm>
+                    <a:prstGeom prst="rect">
+                      <a:avLst/>
+                    </a:prstGeom>
+                  </pic:spPr>
+                </pic:pic>
+              </a:graphicData>
+            </a:graphic>
+          </wp:inline>
+        </w:drawing>
+      </w:r>
+    </w:p>
+    <w:p/>
+    <w:p/>
+    <w:p>
+      <w:pPr>
+        <w:rPr>
+          <w:b/>
+          <w:bCs/>
+        </w:rPr>
+      </w:pPr>
+      <w:r>
+        <w:rPr>
+          <w:b/>
+          <w:bCs/>
+        </w:rPr>
+        <w:t>*</w:t>
+      </w:r>
+      <w:r>
+        <w:rPr>
+          <w:b/>
+          <w:bCs/>
+        </w:rPr>
+        <w:t>*kw</w:t>
+      </w:r>
+      <w:r>
+        <w:rPr>
+          <w:b/>
+          <w:bCs/>
+        </w:rPr>
+        <w:t xml:space="preserve">args: </w:t>
+      </w:r>
+      <w:r>
+        <w:rPr>
+          <w:b/>
+          <w:bCs/>
+        </w:rPr>
+        <w:t xml:space="preserve">Invocar función cuando no se sabe exactamente la ctdad de argumentos que lleva </w:t>
+      </w:r>
+      <w:r>
+        <w:rPr>
+          <w:b/>
+          <w:bCs/>
+        </w:rPr>
+        <w:t xml:space="preserve">pasando </w:t>
+      </w:r>
+      <w:r>
+        <w:rPr>
+          <w:b/>
+          <w:bCs/>
+        </w:rPr>
+        <w:t>diccionario</w:t>
+      </w:r>
+      <w:r>
+        <w:rPr>
+          <w:b/>
+          <w:bCs/>
+        </w:rPr>
+        <w:t xml:space="preserve"> como argumento</w:t>
+      </w:r>
+      <w:r>
+        <w:rPr>
+          <w:b/>
+          <w:bCs/>
+        </w:rPr>
+        <w:t>:</w:t>
+      </w:r>
+    </w:p>
+    <w:p/>
+    <w:p>
+      <w:r>
+        <w:t>Se puede hacer lo mismo que con *args pero pasando los parámetros como un diccionario en vez de una tupla (**kwargs). No importa el nombre que elijamos sino los asteriscos (podría ser **uvas en vez de **kwargs)</w:t>
+      </w:r>
+    </w:p>
+    <w:p>
+      <w:r>
+        <w:drawing>
+          <wp:inline distT="0" distB="0" distL="0" distR="0" wp14:anchorId="31F4620F" wp14:editId="0B71D95A">
+            <wp:extent cx="5400040" cy="5551170"/>
+            <wp:effectExtent l="0" t="0" r="0" b="0"/>
+            <wp:docPr id="459578102" name="Imagen 1"/>
+            <wp:cNvGraphicFramePr>
+              <a:graphicFrameLocks xmlns:a="http://schemas.openxmlformats.org/drawingml/2006/main" noChangeAspect="1"/>
+            </wp:cNvGraphicFramePr>
+            <a:graphic xmlns:a="http://schemas.openxmlformats.org/drawingml/2006/main">
+              <a:graphicData uri="http://schemas.openxmlformats.org/drawingml/2006/picture">
+                <pic:pic xmlns:pic="http://schemas.openxmlformats.org/drawingml/2006/picture">
+                  <pic:nvPicPr>
+                    <pic:cNvPr id="459578102" name=""/>
+                    <pic:cNvPicPr/>
+                  </pic:nvPicPr>
+                  <pic:blipFill>
+                    <a:blip r:embed="rId22"/>
+                    <a:stretch>
+                      <a:fillRect/>
+                    </a:stretch>
+                  </pic:blipFill>
+                  <pic:spPr>
+                    <a:xfrm>
+                      <a:off x="0" y="0"/>
+                      <a:ext cx="5400040" cy="5551170"/>
+                    </a:xfrm>
+                    <a:prstGeom prst="rect">
+                      <a:avLst/>
+                    </a:prstGeom>
+                  </pic:spPr>
+                </pic:pic>
+              </a:graphicData>
+            </a:graphic>
+          </wp:inline>
+        </w:drawing>
+      </w:r>
+    </w:p>
+    <w:p/>
+    <w:p/>
+    <w:p/>
+    <w:p/>
+    <w:p/>
+    <w:p/>
+    <w:p/>
+    <w:p/>
+    <w:p/>
+    <w:p/>
+    <w:p/>
+    <w:p/>
+    <w:p/>
     <w:p/>
     <w:p/>
     <w:p/>
@@ -631,6 +1347,126 @@
     </w:sectPr>
   </w:body>
 </w:document>
+</file>
+
+<file path=word/numbering.xml><?xml version="1.0" encoding="utf-8"?>
+<w:numbering xmlns:wpc="http://schemas.microsoft.com/office/word/2010/wordprocessingCanvas" xmlns:cx="http://schemas.microsoft.com/office/drawing/2014/chartex" xmlns:cx1="http://schemas.microsoft.com/office/drawing/2015/9/8/chartex" xmlns:cx2="http://schemas.microsoft.com/office/drawing/2015/10/21/chartex" xmlns:cx3="http://schemas.microsoft.com/office/drawing/2016/5/9/chartex" xmlns:cx4="http://schemas.microsoft.com/office/drawing/2016/5/10/chartex" xmlns:cx5="http://schemas.microsoft.com/office/drawing/2016/5/11/chartex" xmlns:cx6="http://schemas.microsoft.com/office/drawing/2016/5/12/chartex" xmlns:cx7="http://schemas.microsoft.com/office/drawing/2016/5/13/chartex" xmlns:cx8="http://schemas.microsoft.com/office/drawing/2016/5/14/chartex" xmlns:mc="http://schemas.openxmlformats.org/markup-compatibility/2006" xmlns:aink="http://schemas.microsoft.com/office/drawing/2016/ink" xmlns:am3d="http://schemas.microsoft.com/office/drawing/2017/model3d" xmlns:o="urn:schemas-microsoft-com:office:office" xmlns:oel="http://schemas.microsoft.com/office/2019/extlst" xmlns:r="http://schemas.openxmlformats.org/officeDocument/2006/relationships" xmlns:m="http://schemas.openxmlformats.org/officeDocument/2006/math" xmlns:v="urn:schemas-microsoft-com:vml" xmlns:wp14="http://schemas.microsoft.com/office/word/2010/wordprocessingDrawing" xmlns:wp="http://schemas.openxmlformats.org/drawingml/2006/wordprocessingDrawing" xmlns:w10="urn:schemas-microsoft-com:office:word" xmlns:w="http://schemas.openxmlformats.org/wordprocessingml/2006/main" xmlns:w14="http://schemas.microsoft.com/office/word/2010/wordml" xmlns:w15="http://schemas.microsoft.com/office/word/2012/wordml" xmlns:w16cex="http://schemas.microsoft.com/office/word/2018/wordml/cex" xmlns:w16cid="http://schemas.microsoft.com/office/word/2016/wordml/cid" xmlns:w16="http://schemas.microsoft.com/office/word/2018/wordml" xmlns:w16du="http://schemas.microsoft.com/office/word/2023/wordml/word16du" xmlns:w16sdtdh="http://schemas.microsoft.com/office/word/2020/wordml/sdtdatahash" xmlns:w16sdtfl="http://schemas.microsoft.com/office/word/2024/wordml/sdtformatlock" xmlns:w16se="http://schemas.microsoft.com/office/word/2015/wordml/symex" xmlns:wpg="http://schemas.microsoft.com/office/word/2010/wordprocessingGroup" xmlns:wpi="http://schemas.microsoft.com/office/word/2010/wordprocessingInk" xmlns:wne="http://schemas.microsoft.com/office/word/2006/wordml" xmlns:wps="http://schemas.microsoft.com/office/word/2010/wordprocessingShape" mc:Ignorable="w14 w15 w16se w16cid w16 w16cex w16sdtdh w16sdtfl w16du wp14">
+  <w:abstractNum w:abstractNumId="0" w15:restartNumberingAfterBreak="0">
+    <w:nsid w:val="76317BF1"/>
+    <w:multiLevelType w:val="hybridMultilevel"/>
+    <w:tmpl w:val="14266830"/>
+    <w:lvl w:ilvl="0" w:tplc="2C8AF7B2">
+      <w:numFmt w:val="bullet"/>
+      <w:lvlText w:val="-"/>
+      <w:lvlJc w:val="left"/>
+      <w:pPr>
+        <w:ind w:left="720" w:hanging="360"/>
+      </w:pPr>
+      <w:rPr>
+        <w:rFonts w:ascii="Aptos" w:eastAsiaTheme="minorHAnsi" w:hAnsi="Aptos" w:cstheme="minorBidi" w:hint="default"/>
+      </w:rPr>
+    </w:lvl>
+    <w:lvl w:ilvl="1" w:tplc="2C0A0003" w:tentative="1">
+      <w:start w:val="1"/>
+      <w:numFmt w:val="bullet"/>
+      <w:lvlText w:val="o"/>
+      <w:lvlJc w:val="left"/>
+      <w:pPr>
+        <w:ind w:left="1440" w:hanging="360"/>
+      </w:pPr>
+      <w:rPr>
+        <w:rFonts w:ascii="Courier New" w:hAnsi="Courier New" w:cs="Courier New" w:hint="default"/>
+      </w:rPr>
+    </w:lvl>
+    <w:lvl w:ilvl="2" w:tplc="2C0A0005" w:tentative="1">
+      <w:start w:val="1"/>
+      <w:numFmt w:val="bullet"/>
+      <w:lvlText w:val=""/>
+      <w:lvlJc w:val="left"/>
+      <w:pPr>
+        <w:ind w:left="2160" w:hanging="360"/>
+      </w:pPr>
+      <w:rPr>
+        <w:rFonts w:ascii="Wingdings" w:hAnsi="Wingdings" w:hint="default"/>
+      </w:rPr>
+    </w:lvl>
+    <w:lvl w:ilvl="3" w:tplc="2C0A0001" w:tentative="1">
+      <w:start w:val="1"/>
+      <w:numFmt w:val="bullet"/>
+      <w:lvlText w:val=""/>
+      <w:lvlJc w:val="left"/>
+      <w:pPr>
+        <w:ind w:left="2880" w:hanging="360"/>
+      </w:pPr>
+      <w:rPr>
+        <w:rFonts w:ascii="Symbol" w:hAnsi="Symbol" w:hint="default"/>
+      </w:rPr>
+    </w:lvl>
+    <w:lvl w:ilvl="4" w:tplc="2C0A0003" w:tentative="1">
+      <w:start w:val="1"/>
+      <w:numFmt w:val="bullet"/>
+      <w:lvlText w:val="o"/>
+      <w:lvlJc w:val="left"/>
+      <w:pPr>
+        <w:ind w:left="3600" w:hanging="360"/>
+      </w:pPr>
+      <w:rPr>
+        <w:rFonts w:ascii="Courier New" w:hAnsi="Courier New" w:cs="Courier New" w:hint="default"/>
+      </w:rPr>
+    </w:lvl>
+    <w:lvl w:ilvl="5" w:tplc="2C0A0005" w:tentative="1">
+      <w:start w:val="1"/>
+      <w:numFmt w:val="bullet"/>
+      <w:lvlText w:val=""/>
+      <w:lvlJc w:val="left"/>
+      <w:pPr>
+        <w:ind w:left="4320" w:hanging="360"/>
+      </w:pPr>
+      <w:rPr>
+        <w:rFonts w:ascii="Wingdings" w:hAnsi="Wingdings" w:hint="default"/>
+      </w:rPr>
+    </w:lvl>
+    <w:lvl w:ilvl="6" w:tplc="2C0A0001" w:tentative="1">
+      <w:start w:val="1"/>
+      <w:numFmt w:val="bullet"/>
+      <w:lvlText w:val=""/>
+      <w:lvlJc w:val="left"/>
+      <w:pPr>
+        <w:ind w:left="5040" w:hanging="360"/>
+      </w:pPr>
+      <w:rPr>
+        <w:rFonts w:ascii="Symbol" w:hAnsi="Symbol" w:hint="default"/>
+      </w:rPr>
+    </w:lvl>
+    <w:lvl w:ilvl="7" w:tplc="2C0A0003" w:tentative="1">
+      <w:start w:val="1"/>
+      <w:numFmt w:val="bullet"/>
+      <w:lvlText w:val="o"/>
+      <w:lvlJc w:val="left"/>
+      <w:pPr>
+        <w:ind w:left="5760" w:hanging="360"/>
+      </w:pPr>
+      <w:rPr>
+        <w:rFonts w:ascii="Courier New" w:hAnsi="Courier New" w:cs="Courier New" w:hint="default"/>
+      </w:rPr>
+    </w:lvl>
+    <w:lvl w:ilvl="8" w:tplc="2C0A0005" w:tentative="1">
+      <w:start w:val="1"/>
+      <w:numFmt w:val="bullet"/>
+      <w:lvlText w:val=""/>
+      <w:lvlJc w:val="left"/>
+      <w:pPr>
+        <w:ind w:left="6480" w:hanging="360"/>
+      </w:pPr>
+      <w:rPr>
+        <w:rFonts w:ascii="Wingdings" w:hAnsi="Wingdings" w:hint="default"/>
+      </w:rPr>
+    </w:lvl>
+  </w:abstractNum>
+  <w:num w:numId="1" w16cid:durableId="162742670">
+    <w:abstractNumId w:val="0"/>
+  </w:num>
+</w:numbering>
 </file>
 
 <file path=word/styles.xml><?xml version="1.0" encoding="utf-8"?>
